--- a/flow/20230914_vu_template/drafts/2023-11-g/19-НД-Гл.8-Авдія.Варлаама.docx
+++ b/flow/20230914_vu_template/drafts/2023-11-g/19-НД-Гл.8-Авдія.Варлаама.docx
@@ -7655,117 +7655,6 @@
       </w:r>
     </w:p>
     <w:p>
-      <w:pPr>
-        <w:spacing w:after="120" w:lineRule="auto"/>
-        <w:jc w:val="both"/>
-        <w:rPr>
-          <w:rFonts w:ascii="Times New Roman" w:cs="Times New Roman" w:eastAsia="Times New Roman" w:hAnsi="Times New Roman"/>
-          <w:i w:val="1"/>
-          <w:color w:val="ff0000"/>
-          <w:sz w:val="24"/>
-          <w:szCs w:val="24"/>
-        </w:rPr>
-      </w:pPr>
-      <w:r>
-        <w:rPr>
-          <w:rFonts w:ascii="Times New Roman" w:cs="Times New Roman" w:eastAsia="Times New Roman" w:hAnsi="Times New Roman"/>
-          <w:i w:val="1"/>
-          <w:color w:val="ff0000"/>
-          <w:sz w:val="24"/>
-          <w:szCs w:val="24"/>
-          <w:rtl w:val="0"/>
-        </w:rPr>
-        <w:t xml:space="preserve">(г. 8):</w:t>
-      </w:r>
-      <w:r>
-        <w:rPr>
-          <w:rFonts w:ascii="Times New Roman" w:cs="Times New Roman" w:eastAsia="Times New Roman" w:hAnsi="Times New Roman"/>
-          <w:sz w:val="24"/>
-          <w:szCs w:val="24"/>
-          <w:rtl w:val="0"/>
-        </w:rPr>
-        <w:t xml:space="preserve"> З висоти зійшов Ти, Милосердний,* погребення прийняв Ти тридневне,* щоб нас визволити від страстей.* Життя і воскресіння наше,* Господи, слава Тобі.</w:t>
-      </w:r>
-      <w:r>
-        <w:rPr>
-          <w:rtl w:val="0"/>
-        </w:rPr>
-      </w:r>
-    </w:p>
-    <w:p>
-      <w:pPr>
-        <w:spacing w:after="120" w:lineRule="auto"/>
-        <w:jc w:val="both"/>
-        <w:rPr>
-          <w:rFonts w:ascii="Times New Roman" w:cs="Times New Roman" w:eastAsia="Times New Roman" w:hAnsi="Times New Roman"/>
-          <w:i w:val="1"/>
-          <w:sz w:val="24"/>
-          <w:szCs w:val="24"/>
-        </w:rPr>
-      </w:pPr>
-      <w:r>
-        <w:rPr>
-          <w:rFonts w:ascii="Times New Roman" w:cs="Times New Roman" w:eastAsia="Times New Roman" w:hAnsi="Times New Roman"/>
-          <w:b w:val="1"/>
-          <w:sz w:val="24"/>
-          <w:szCs w:val="24"/>
-          <w:rtl w:val="0"/>
-        </w:rPr>
-        <w:t xml:space="preserve">Слава: </w:t>
-      </w:r>
-      <w:r>
-        <w:rPr>
-          <w:rtl w:val="0"/>
-        </w:rPr>
-      </w:r>
-    </w:p>
-    <w:p>
-      <w:pPr>
-        <w:spacing w:after="120" w:lineRule="auto"/>
-        <w:jc w:val="both"/>
-        <w:rPr>
-          <w:rFonts w:ascii="Times New Roman" w:cs="Times New Roman" w:eastAsia="Times New Roman" w:hAnsi="Times New Roman"/>
-          <w:sz w:val="24"/>
-          <w:szCs w:val="24"/>
-        </w:rPr>
-      </w:pPr>
-      <w:r>
-        <w:rPr>
-          <w:rFonts w:ascii="Times New Roman" w:cs="Times New Roman" w:eastAsia="Times New Roman" w:hAnsi="Times New Roman"/>
-          <w:b w:val="1"/>
-          <w:sz w:val="24"/>
-          <w:szCs w:val="24"/>
-          <w:rtl w:val="0"/>
-        </w:rPr>
-        <w:t xml:space="preserve">І нині:</w:t>
-      </w:r>
-      <w:r>
-        <w:rPr>
-          <w:rFonts w:ascii="Times New Roman" w:cs="Times New Roman" w:eastAsia="Times New Roman" w:hAnsi="Times New Roman"/>
-          <w:sz w:val="24"/>
-          <w:szCs w:val="24"/>
-          <w:rtl w:val="0"/>
-        </w:rPr>
-        <w:t xml:space="preserve"> </w:t>
-      </w:r>
-    </w:p>
-    <w:p>
-      <w:pPr>
-        <w:spacing w:after="120" w:lineRule="auto"/>
-        <w:jc w:val="both"/>
-        <w:rPr>
-          <w:rFonts w:ascii="Times New Roman" w:cs="Times New Roman" w:eastAsia="Times New Roman" w:hAnsi="Times New Roman"/>
-          <w:sz w:val="24"/>
-          <w:szCs w:val="24"/>
-        </w:rPr>
-      </w:pPr>
-      <w:r>
-        <w:rPr>
-          <w:rtl w:val="0"/>
-        </w:rPr>
-      </w:r>
-    </w:p>
-    <w:p>
       <w:pPr/>
       <w:r>
         <w:rPr>
@@ -7803,6 +7692,14 @@
       <w:r>
         <w:rPr>
           <w:rFonts w:ascii="Times New Roman" w:hAnsi="Times New Roman"/>
+          <w:b/>
+          <w:sz w:val="24"/>
+        </w:rPr>
+        <w:t xml:space="preserve">Слава: </w:t>
+      </w:r>
+      <w:r>
+        <w:rPr>
+          <w:rFonts w:ascii="Times New Roman" w:hAnsi="Times New Roman"/>
           <w:i/>
           <w:color w:val="FF0000"/>
           <w:sz w:val="24"/>
@@ -7829,7 +7726,9 @@
       <w:pPr/>
       <w:r>
         <w:rPr>
+          <w:rFonts w:ascii="Times New Roman" w:hAnsi="Times New Roman"/>
           <w:b/>
+          <w:sz w:val="24"/>
         </w:rPr>
         <w:t xml:space="preserve">І нині: </w:t>
       </w:r>
@@ -7837,6 +7736,9 @@
         <w:rPr/>
         <w:t>богородичний</w:t>
       </w:r>
+    </w:p>
+    <w:p>
+      <w:pPr/>
     </w:p>
     <w:p>
       <w:pPr>
@@ -12546,182 +12448,6 @@
       </w:r>
     </w:p>
     <w:p>
-      <w:pPr>
-        <w:spacing w:after="120" w:lineRule="auto"/>
-        <w:jc w:val="both"/>
-        <w:rPr>
-          <w:rFonts w:ascii="Times New Roman" w:cs="Times New Roman" w:eastAsia="Times New Roman" w:hAnsi="Times New Roman"/>
-          <w:i w:val="1"/>
-          <w:color w:val="ff0000"/>
-          <w:sz w:val="24"/>
-          <w:szCs w:val="24"/>
-        </w:rPr>
-      </w:pPr>
-      <w:r>
-        <w:rPr>
-          <w:rFonts w:ascii="Times New Roman" w:cs="Times New Roman" w:eastAsia="Times New Roman" w:hAnsi="Times New Roman"/>
-          <w:i w:val="1"/>
-          <w:color w:val="ff0000"/>
-          <w:sz w:val="24"/>
-          <w:szCs w:val="24"/>
-          <w:rtl w:val="0"/>
-        </w:rPr>
-        <w:t xml:space="preserve">(г. 8):</w:t>
-      </w:r>
-      <w:r>
-        <w:rPr>
-          <w:rFonts w:ascii="Times New Roman" w:cs="Times New Roman" w:eastAsia="Times New Roman" w:hAnsi="Times New Roman"/>
-          <w:sz w:val="24"/>
-          <w:szCs w:val="24"/>
-          <w:rtl w:val="0"/>
-        </w:rPr>
-        <w:t xml:space="preserve"> З висоти зійшов Ти, Милосердний,* погребення прийняв Ти тридневне,* щоб нас визволити від страстей.* Життя і воскресіння наше,* Господи, слава Тобі.</w:t>
-      </w:r>
-      <w:r>
-        <w:rPr>
-          <w:rFonts w:ascii="Times New Roman" w:cs="Times New Roman" w:eastAsia="Times New Roman" w:hAnsi="Times New Roman"/>
-          <w:i w:val="1"/>
-          <w:color w:val="ff0000"/>
-          <w:sz w:val="24"/>
-          <w:szCs w:val="24"/>
-          <w:rtl w:val="0"/>
-        </w:rPr>
-        <w:t xml:space="preserve"> (2 р.)</w:t>
-      </w:r>
-    </w:p>
-    <w:p>
-      <w:pPr>
-        <w:spacing w:after="120" w:lineRule="auto"/>
-        <w:jc w:val="both"/>
-        <w:rPr>
-          <w:rFonts w:ascii="Times New Roman" w:cs="Times New Roman" w:eastAsia="Times New Roman" w:hAnsi="Times New Roman"/>
-          <w:b w:val="1"/>
-          <w:sz w:val="24"/>
-          <w:szCs w:val="24"/>
-        </w:rPr>
-      </w:pPr>
-      <w:r>
-        <w:rPr>
-          <w:rtl w:val="0"/>
-        </w:rPr>
-      </w:r>
-    </w:p>
-    <w:p>
-      <w:pPr>
-        <w:spacing w:after="120" w:lineRule="auto"/>
-        <w:jc w:val="both"/>
-        <w:rPr>
-          <w:rFonts w:ascii="Times New Roman" w:cs="Times New Roman" w:eastAsia="Times New Roman" w:hAnsi="Times New Roman"/>
-          <w:i w:val="1"/>
-          <w:sz w:val="24"/>
-          <w:szCs w:val="24"/>
-        </w:rPr>
-      </w:pPr>
-      <w:r>
-        <w:rPr>
-          <w:rFonts w:ascii="Times New Roman" w:cs="Times New Roman" w:eastAsia="Times New Roman" w:hAnsi="Times New Roman"/>
-          <w:b w:val="1"/>
-          <w:sz w:val="24"/>
-          <w:szCs w:val="24"/>
-          <w:rtl w:val="0"/>
-        </w:rPr>
-        <w:t xml:space="preserve">Слава: </w:t>
-      </w:r>
-      <w:r>
-        <w:rPr>
-          <w:rtl w:val="0"/>
-        </w:rPr>
-      </w:r>
-    </w:p>
-    <w:p>
-      <w:pPr>
-        <w:spacing w:after="120" w:lineRule="auto"/>
-        <w:jc w:val="both"/>
-        <w:rPr>
-          <w:rFonts w:ascii="Times New Roman" w:cs="Times New Roman" w:eastAsia="Times New Roman" w:hAnsi="Times New Roman"/>
-          <w:sz w:val="24"/>
-          <w:szCs w:val="24"/>
-        </w:rPr>
-      </w:pPr>
-      <w:r>
-        <w:rPr>
-          <w:rFonts w:ascii="Times New Roman" w:cs="Times New Roman" w:eastAsia="Times New Roman" w:hAnsi="Times New Roman"/>
-          <w:b w:val="1"/>
-          <w:sz w:val="24"/>
-          <w:szCs w:val="24"/>
-          <w:rtl w:val="0"/>
-        </w:rPr>
-        <w:t xml:space="preserve">І нині:</w:t>
-      </w:r>
-      <w:r>
-        <w:rPr>
-          <w:rFonts w:ascii="Times New Roman" w:cs="Times New Roman" w:eastAsia="Times New Roman" w:hAnsi="Times New Roman"/>
-          <w:sz w:val="24"/>
-          <w:szCs w:val="24"/>
-          <w:rtl w:val="0"/>
-        </w:rPr>
-        <w:t xml:space="preserve"> </w:t>
-      </w:r>
-    </w:p>
-    <w:p>
-      <w:pPr>
-        <w:spacing w:after="120" w:lineRule="auto"/>
-        <w:jc w:val="both"/>
-        <w:rPr>
-          <w:rFonts w:ascii="Times New Roman" w:cs="Times New Roman" w:eastAsia="Times New Roman" w:hAnsi="Times New Roman"/>
-          <w:sz w:val="24"/>
-          <w:szCs w:val="24"/>
-        </w:rPr>
-      </w:pPr>
-      <w:r>
-        <w:rPr>
-          <w:rtl w:val="0"/>
-        </w:rPr>
-      </w:r>
-    </w:p>
-    <w:p>
-      <w:pPr>
-        <w:spacing w:after="120" w:lineRule="auto"/>
-        <w:jc w:val="both"/>
-        <w:rPr>
-          <w:rFonts w:ascii="Times New Roman" w:cs="Times New Roman" w:eastAsia="Times New Roman" w:hAnsi="Times New Roman"/>
-          <w:i w:val="1"/>
-          <w:color w:val="ff0000"/>
-          <w:sz w:val="24"/>
-          <w:szCs w:val="24"/>
-        </w:rPr>
-      </w:pPr>
-      <w:r>
-        <w:rPr>
-          <w:rFonts w:ascii="Times New Roman" w:cs="Times New Roman" w:eastAsia="Times New Roman" w:hAnsi="Times New Roman"/>
-          <w:i w:val="1"/>
-          <w:color w:val="ff0000"/>
-          <w:sz w:val="24"/>
-          <w:szCs w:val="24"/>
-          <w:rtl w:val="0"/>
-        </w:rPr>
-        <w:t xml:space="preserve">По тропарях читає читець чергову катизму, після якої диякон перед св. дверми виголошує:</w:t>
-      </w:r>
-    </w:p>
-    <w:p>
-      <w:pPr>
-        <w:spacing w:after="120" w:lineRule="auto"/>
-        <w:jc w:val="both"/>
-        <w:rPr>
-          <w:rFonts w:ascii="Times New Roman" w:cs="Times New Roman" w:eastAsia="Times New Roman" w:hAnsi="Times New Roman"/>
-          <w:i w:val="1"/>
-          <w:color w:val="000000"/>
-          <w:sz w:val="24"/>
-          <w:szCs w:val="24"/>
-        </w:rPr>
-      </w:pPr>
-      <w:r>
-        <w:rPr>
-          <w:rtl w:val="0"/>
-        </w:rPr>
-      </w:r>
-    </w:p>
-    <w:p>
       <w:pPr/>
       <w:r>
         <w:rPr>
@@ -12759,6 +12485,14 @@
       <w:r>
         <w:rPr>
           <w:rFonts w:ascii="Times New Roman" w:hAnsi="Times New Roman"/>
+          <w:b/>
+          <w:sz w:val="24"/>
+        </w:rPr>
+        <w:t xml:space="preserve">Слава: </w:t>
+      </w:r>
+      <w:r>
+        <w:rPr>
+          <w:rFonts w:ascii="Times New Roman" w:hAnsi="Times New Roman"/>
           <w:i/>
           <w:color w:val="FF0000"/>
           <w:sz w:val="24"/>
@@ -12785,7 +12519,9 @@
       <w:pPr/>
       <w:r>
         <w:rPr>
+          <w:rFonts w:ascii="Times New Roman" w:hAnsi="Times New Roman"/>
           <w:b/>
+          <w:sz w:val="24"/>
         </w:rPr>
         <w:t xml:space="preserve">І нині: </w:t>
       </w:r>
@@ -12793,6 +12529,9 @@
         <w:rPr/>
         <w:t>богородичний</w:t>
       </w:r>
+    </w:p>
+    <w:p>
+      <w:pPr/>
     </w:p>
     <w:p>
       <w:pPr>

--- a/flow/20230914_vu_template/drafts/2023-11-g/19-НД-Гл.8-Авдія.Варлаама.docx
+++ b/flow/20230914_vu_template/drafts/2023-11-g/19-НД-Гл.8-Авдія.Варлаама.docx
@@ -7655,7 +7655,9 @@
       </w:r>
     </w:p>
     <w:p>
-      <w:pPr/>
+      <w:pPr>
+        <w:pStyle w:val="a"/>
+      </w:pPr>
       <w:r>
         <w:rPr>
           <w:rFonts w:ascii="Times New Roman" w:hAnsi="Times New Roman"/>
@@ -7688,7 +7690,9 @@
       </w:r>
     </w:p>
     <w:p>
-      <w:pPr/>
+      <w:pPr>
+        <w:pStyle w:val="a"/>
+      </w:pPr>
       <w:r>
         <w:rPr>
           <w:rFonts w:ascii="Times New Roman" w:hAnsi="Times New Roman"/>
@@ -7723,7 +7727,9 @@
       </w:r>
     </w:p>
     <w:p>
-      <w:pPr/>
+      <w:pPr>
+        <w:pStyle w:val="a"/>
+      </w:pPr>
       <w:r>
         <w:rPr>
           <w:rFonts w:ascii="Times New Roman" w:hAnsi="Times New Roman"/>
@@ -7733,12 +7739,54 @@
         <w:t xml:space="preserve">І нині: </w:t>
       </w:r>
       <w:r>
-        <w:rPr/>
-        <w:t>богородичний</w:t>
-      </w:r>
-    </w:p>
-    <w:p>
-      <w:pPr/>
+        <w:rPr>
+          <w:rFonts w:ascii="Times New Roman" w:hAnsi="Times New Roman"/>
+          <w:i/>
+          <w:color w:val="FF0000"/>
+          <w:sz w:val="24"/>
+        </w:rPr>
+        <w:t xml:space="preserve">Богородичний (г. 2): </w:t>
+      </w:r>
+      <w:r>
+        <w:rPr>
+          <w:rFonts w:ascii="Times New Roman" w:hAnsi="Times New Roman"/>
+          <w:sz w:val="24"/>
+        </w:rPr>
+        <w:t xml:space="preserve">Вищі понад розум і преславні всі твої таємниці, Богородице!* При </w:t>
+      </w:r>
+      <w:r>
+        <w:rPr>
+          <w:rFonts w:ascii="Times New Roman" w:hAnsi="Times New Roman"/>
+          <w:sz w:val="24"/>
+        </w:rPr>
+        <w:t>ненарушеній</w:t>
+      </w:r>
+      <w:r>
+        <w:rPr>
+          <w:rFonts w:ascii="Times New Roman" w:hAnsi="Times New Roman"/>
+          <w:sz w:val="24"/>
+        </w:rPr>
+        <w:t xml:space="preserve"> чистоті і збереженому </w:t>
+      </w:r>
+      <w:r>
+        <w:rPr>
+          <w:rFonts w:ascii="Times New Roman" w:hAnsi="Times New Roman"/>
+          <w:sz w:val="24"/>
+        </w:rPr>
+        <w:t>дівстві</w:t>
+      </w:r>
+      <w:r>
+        <w:rPr>
+          <w:rFonts w:ascii="Times New Roman" w:hAnsi="Times New Roman"/>
+          <w:sz w:val="24"/>
+        </w:rPr>
+        <w:t>* появилася ти Матір'ю пречистою,* породивши правдивого Бога.* Тож моли його, щоб спаслися душі наші.</w:t>
+      </w:r>
+    </w:p>
+    <w:p>
+      <w:pPr>
+        <w:pStyle w:val="a"/>
+      </w:pPr>
     </w:p>
     <w:p>
       <w:pPr>
@@ -12448,7 +12496,9 @@
       </w:r>
     </w:p>
     <w:p>
-      <w:pPr/>
+      <w:pPr>
+        <w:pStyle w:val="a"/>
+      </w:pPr>
       <w:r>
         <w:rPr>
           <w:rFonts w:ascii="Times New Roman" w:hAnsi="Times New Roman"/>
@@ -12481,7 +12531,9 @@
       </w:r>
     </w:p>
     <w:p>
-      <w:pPr/>
+      <w:pPr>
+        <w:pStyle w:val="a"/>
+      </w:pPr>
       <w:r>
         <w:rPr>
           <w:rFonts w:ascii="Times New Roman" w:hAnsi="Times New Roman"/>
@@ -12516,7 +12568,9 @@
       </w:r>
     </w:p>
     <w:p>
-      <w:pPr/>
+      <w:pPr>
+        <w:pStyle w:val="a"/>
+      </w:pPr>
       <w:r>
         <w:rPr>
           <w:rFonts w:ascii="Times New Roman" w:hAnsi="Times New Roman"/>
@@ -12526,12 +12580,40 @@
         <w:t xml:space="preserve">І нині: </w:t>
       </w:r>
       <w:r>
-        <w:rPr/>
-        <w:t>богородичний</w:t>
-      </w:r>
-    </w:p>
-    <w:p>
-      <w:pPr/>
+        <w:rPr>
+          <w:rFonts w:ascii="Times New Roman" w:hAnsi="Times New Roman"/>
+          <w:i/>
+          <w:color w:val="FF0000"/>
+          <w:sz w:val="24"/>
+        </w:rPr>
+        <w:t xml:space="preserve">Богородичний (г. 2): </w:t>
+      </w:r>
+      <w:r>
+        <w:rPr>
+          <w:rFonts w:ascii="Times New Roman" w:hAnsi="Times New Roman"/>
+          <w:sz w:val="24"/>
+        </w:rPr>
+        <w:t xml:space="preserve">Коли Гавриїл звістив тобі, Діво: Радуйся!* – то з цим голосом прийняв тіло Владика в тобі, святім </w:t>
+      </w:r>
+      <w:r>
+        <w:rPr>
+          <w:rFonts w:ascii="Times New Roman" w:hAnsi="Times New Roman"/>
+          <w:sz w:val="24"/>
+        </w:rPr>
+        <w:t>кивоті</w:t>
+      </w:r>
+      <w:r>
+        <w:rPr>
+          <w:rFonts w:ascii="Times New Roman" w:hAnsi="Times New Roman"/>
+          <w:sz w:val="24"/>
+        </w:rPr>
+        <w:t>,* як мовив праведний Давид,* і ти з'явилася просторішою небес, носивши Творця свого.* Слава тому, що поселився в тобі!* Слава тому, що вийшов з тебе!* Слава тому, що визволив нас народженням твоїм!</w:t>
+      </w:r>
+    </w:p>
+    <w:p>
+      <w:pPr>
+        <w:pStyle w:val="a"/>
+      </w:pPr>
     </w:p>
     <w:p>
       <w:pPr>
